--- a/DynamicProgramming/DynamicProgramming.docx
+++ b/DynamicProgramming/DynamicProgramming.docx
@@ -48,6 +48,83 @@
         <w:t xml:space="preserve"> (used for content-aware resizing), dynamic programming can be used to find the optimal seam (a path of pixels) that minimizes energy, so the image can be resized without distorting important features.</w:t>
       </w:r>
     </w:p>
+    <w:p>
+      <w:pPr>
+        <w:rPr>
+          <w:b/>
+          <w:bCs/>
+        </w:rPr>
+      </w:pPr>
+      <w:r>
+        <w:rPr>
+          <w:b/>
+          <w:bCs/>
+        </w:rPr>
+        <w:t>2. Optical Flow</w:t>
+      </w:r>
+    </w:p>
+    <w:p>
+      <w:r>
+        <w:rPr>
+          <w:b/>
+          <w:bCs/>
+        </w:rPr>
+        <w:t>Optical flow</w:t>
+      </w:r>
+      <w:r>
+        <w:t xml:space="preserve"> refers to the motion of objects between two consecutive frames in a video sequence. Dynamic programming can help find the best matching points between frames, which is essential for tasks like object tracking.</w:t>
+      </w:r>
+    </w:p>
+    <w:p>
+      <w:pPr>
+        <w:rPr>
+          <w:b/>
+          <w:bCs/>
+        </w:rPr>
+      </w:pPr>
+      <w:r>
+        <w:rPr>
+          <w:b/>
+          <w:bCs/>
+        </w:rPr>
+        <w:t>3. Image Matching/Registration</w:t>
+      </w:r>
+    </w:p>
+    <w:p>
+      <w:r>
+        <w:t xml:space="preserve">Dynamic programming is often used for </w:t>
+      </w:r>
+      <w:r>
+        <w:rPr>
+          <w:b/>
+          <w:bCs/>
+        </w:rPr>
+        <w:t>image matching</w:t>
+      </w:r>
+      <w:r>
+        <w:t xml:space="preserve"> or </w:t>
+      </w:r>
+      <w:r>
+        <w:rPr>
+          <w:b/>
+          <w:bCs/>
+        </w:rPr>
+        <w:t>template matching</w:t>
+      </w:r>
+      <w:r>
+        <w:t xml:space="preserve">. One such example is using DP for </w:t>
+      </w:r>
+      <w:r>
+        <w:rPr>
+          <w:b/>
+          <w:bCs/>
+        </w:rPr>
+        <w:t>finding the minimum edit distance</w:t>
+      </w:r>
+      <w:r>
+        <w:t xml:space="preserve"> between two sequences of points or features, which is a crucial task in image matching or stitching.</w:t>
+      </w:r>
+    </w:p>
     <w:p/>
     <w:p>
       <w:pPr>
@@ -61,69 +138,12 @@
           <w:b/>
           <w:bCs/>
         </w:rPr>
-        <w:t>2. Optical Flow</w:t>
-      </w:r>
-    </w:p>
-    <w:p>
-      <w:r>
-        <w:rPr>
-          <w:b/>
-          <w:bCs/>
-        </w:rPr>
-        <w:t>Optical flow</w:t>
-      </w:r>
-      <w:r>
-        <w:t xml:space="preserve"> refers to the motion of objects between two consecutive frames in a video sequence. Dynamic programming can help find the best matching points between frames, which is essential for tasks like object tracking.</w:t>
-      </w:r>
-    </w:p>
-    <w:p>
-      <w:pPr>
-        <w:rPr>
-          <w:b/>
-          <w:bCs/>
-        </w:rPr>
-      </w:pPr>
-      <w:r>
-        <w:rPr>
-          <w:b/>
-          <w:bCs/>
-        </w:rPr>
-        <w:t>3. Image Matching/Registration</w:t>
-      </w:r>
-    </w:p>
-    <w:p>
-      <w:r>
-        <w:t xml:space="preserve">Dynamic programming is often used for </w:t>
-      </w:r>
-      <w:r>
-        <w:rPr>
-          <w:b/>
-          <w:bCs/>
-        </w:rPr>
-        <w:t>image matching</w:t>
-      </w:r>
-      <w:r>
-        <w:t xml:space="preserve"> or </w:t>
-      </w:r>
-      <w:r>
-        <w:rPr>
-          <w:b/>
-          <w:bCs/>
-        </w:rPr>
-        <w:t>template matching</w:t>
-      </w:r>
-      <w:r>
-        <w:t xml:space="preserve">. One such example is using DP for </w:t>
-      </w:r>
-      <w:r>
-        <w:rPr>
-          <w:b/>
-          <w:bCs/>
-        </w:rPr>
-        <w:t>finding the minimum edit distance</w:t>
-      </w:r>
-      <w:r>
-        <w:t xml:space="preserve"> between two sequences of points or features, which is a crucial task in image matching or stitching.</w:t>
+        <w:t>4. Stereo Vision (Depth Estimation)</w:t>
+      </w:r>
+    </w:p>
+    <w:p>
+      <w:r>
+        <w:t>Stereo vision uses dynamic programming to compute the disparity map (the difference in image location of the same object seen from different viewpoints) by solving a problem like the "minimum cost path" problem.</w:t>
       </w:r>
     </w:p>
     <w:p/>
@@ -139,108 +159,95 @@
           <w:b/>
           <w:bCs/>
         </w:rPr>
-        <w:t>4. Stereo Vision (Depth Estimation)</w:t>
-      </w:r>
-    </w:p>
-    <w:p>
-      <w:r>
-        <w:t>Stereo vision uses dynamic programming to compute the disparity map (the difference in image location of the same object seen from different viewpoints) by solving a problem like the "minimum cost path" problem.</w:t>
+        <w:t>Dynamic Programming for Optical Flow (a more complex case):</w:t>
+      </w:r>
+    </w:p>
+    <w:p>
+      <w:r>
+        <w:t xml:space="preserve">The </w:t>
+      </w:r>
+      <w:r>
+        <w:rPr>
+          <w:b/>
+          <w:bCs/>
+        </w:rPr>
+        <w:t>Lucas-Kanade optical flow</w:t>
+      </w:r>
+      <w:r>
+        <w:t xml:space="preserve"> method is widely used to estimate the motion of objects in video sequences, but for a more robust approach, dynamic programming can be employed in the </w:t>
+      </w:r>
+      <w:r>
+        <w:rPr>
+          <w:b/>
+          <w:bCs/>
+        </w:rPr>
+        <w:t>Horn-Schunck</w:t>
+      </w:r>
+      <w:r>
+        <w:t xml:space="preserve"> optical flow method, where the goal is to minimize a cost function that considers both the data term (the image gradients) and a smoothness term.</w:t>
+      </w:r>
+    </w:p>
+    <w:p>
+      <w:pPr>
+        <w:rPr>
+          <w:b/>
+          <w:bCs/>
+        </w:rPr>
+      </w:pPr>
+      <w:r>
+        <w:rPr>
+          <w:b/>
+          <w:bCs/>
+        </w:rPr>
+        <w:t>Example: Solving 2D Dynamic Programming Problems for Pathfinding in an Image:</w:t>
+      </w:r>
+    </w:p>
+    <w:p>
+      <w:r>
+        <w:lastRenderedPageBreak/>
+        <w:t>In image processing, DP is often applied to 2D arrays of pixel values. For example, we could compute the minimum cost path through an image using dynamic programming:</w:t>
+      </w:r>
+    </w:p>
+    <w:p>
+      <w:r>
+        <w:t>python</w:t>
+      </w:r>
+    </w:p>
+    <w:p>
+      <w:pPr>
+        <w:rPr>
+          <w:b/>
+          <w:bCs/>
+        </w:rPr>
+      </w:pPr>
+    </w:p>
+    <w:p>
+      <w:pPr>
+        <w:rPr>
+          <w:b/>
+          <w:bCs/>
+        </w:rPr>
+      </w:pPr>
+      <w:r>
+        <w:rPr>
+          <w:b/>
+          <w:bCs/>
+        </w:rPr>
+        <w:t>Generics</w:t>
       </w:r>
     </w:p>
     <w:p/>
     <w:p>
-      <w:pPr>
-        <w:rPr>
-          <w:b/>
-          <w:bCs/>
-        </w:rPr>
-      </w:pPr>
-      <w:r>
-        <w:rPr>
-          <w:b/>
-          <w:bCs/>
-        </w:rPr>
-        <w:t>Dynamic Programming for Optical Flow (a more complex case):</w:t>
-      </w:r>
-    </w:p>
-    <w:p>
-      <w:r>
-        <w:t xml:space="preserve">The </w:t>
-      </w:r>
-      <w:r>
-        <w:rPr>
-          <w:b/>
-          <w:bCs/>
-        </w:rPr>
-        <w:t>Lucas-Kanade optical flow</w:t>
-      </w:r>
-      <w:r>
-        <w:t xml:space="preserve"> method is widely used to estimate the motion of objects in video sequences, but for a more robust approach, dynamic programming can be employed in the </w:t>
-      </w:r>
-      <w:r>
-        <w:rPr>
-          <w:b/>
-          <w:bCs/>
-        </w:rPr>
-        <w:t>Horn-Schunck</w:t>
-      </w:r>
-      <w:r>
-        <w:t xml:space="preserve"> optical flow method, where the goal is to minimize a cost function that considers both the data term (the image gradients) and a smoothness term.</w:t>
-      </w:r>
-    </w:p>
-    <w:p>
-      <w:pPr>
-        <w:rPr>
-          <w:b/>
-          <w:bCs/>
-        </w:rPr>
-      </w:pPr>
-      <w:r>
-        <w:rPr>
-          <w:b/>
-          <w:bCs/>
-        </w:rPr>
-        <w:lastRenderedPageBreak/>
-        <w:t>Example: Solving 2D Dynamic Programming Problems for Pathfinding in an Image:</w:t>
-      </w:r>
-    </w:p>
-    <w:p>
-      <w:r>
-        <w:t>In image processing, DP is often applied to 2D arrays of pixel values. For example, we could compute the minimum cost path through an image using dynamic programming:</w:t>
-      </w:r>
-    </w:p>
-    <w:p>
-      <w:r>
-        <w:t>python</w:t>
-      </w:r>
-    </w:p>
-    <w:p>
-      <w:pPr>
-        <w:rPr>
-          <w:b/>
-          <w:bCs/>
-        </w:rPr>
-      </w:pPr>
-    </w:p>
-    <w:p>
-      <w:pPr>
-        <w:rPr>
-          <w:b/>
-          <w:bCs/>
-        </w:rPr>
-      </w:pPr>
-      <w:r>
-        <w:rPr>
-          <w:b/>
-          <w:bCs/>
-        </w:rPr>
-        <w:t>Generics</w:t>
-      </w:r>
-    </w:p>
-    <w:p/>
-    <w:p>
-      <w:r>
-        <w:t>Python does not have strict type-checking like Java, but we can use the typing module (introduced in Python 3.5) to define type-safe code. The TypeVar class from the typing module is the equivalent of generics in Python. It allows you to define functions, methods, and classes that can accept multiple types while ensuring consistency.</w:t>
+      <w:r>
+        <w:t xml:space="preserve">Python does not have strict type-checking like Java, but we can use the typing module (introduced in Python 3.5) to define type-safe code. The </w:t>
+      </w:r>
+      <w:proofErr w:type="spellStart"/>
+      <w:r>
+        <w:t>TypeVar</w:t>
+      </w:r>
+      <w:proofErr w:type="spellEnd"/>
+      <w:r>
+        <w:t xml:space="preserve"> class from the typing module is the equivalent of generics in Python. It allows you to define functions, methods, and classes that can accept multiple types while ensuring consistency.</w:t>
       </w:r>
     </w:p>
     <w:p>
@@ -255,6 +262,7 @@
           <w:numId w:val="1"/>
         </w:numPr>
       </w:pPr>
+      <w:proofErr w:type="spellStart"/>
       <w:r>
         <w:rPr>
           <w:b/>
@@ -262,8 +270,33 @@
         </w:rPr>
         <w:t>TypeVar</w:t>
       </w:r>
-      <w:r>
-        <w:t>: In Python, the TypeVar class is used to define a generic type that can be substituted with any specific type at runtime (just like Java generics). This is used in the function resize_image and class ImageProcessor.</w:t>
+      <w:proofErr w:type="spellEnd"/>
+      <w:r>
+        <w:t xml:space="preserve">: In Python, the </w:t>
+      </w:r>
+      <w:proofErr w:type="spellStart"/>
+      <w:r>
+        <w:t>TypeVar</w:t>
+      </w:r>
+      <w:proofErr w:type="spellEnd"/>
+      <w:r>
+        <w:t xml:space="preserve"> class is used to define a generic type that can be substituted with any specific type at runtime (just like Java generics). This is used in the function </w:t>
+      </w:r>
+      <w:proofErr w:type="spellStart"/>
+      <w:r>
+        <w:t>resize_image</w:t>
+      </w:r>
+      <w:proofErr w:type="spellEnd"/>
+      <w:r>
+        <w:t xml:space="preserve"> and class </w:t>
+      </w:r>
+      <w:proofErr w:type="spellStart"/>
+      <w:r>
+        <w:t>ImageProcessor</w:t>
+      </w:r>
+      <w:proofErr w:type="spellEnd"/>
+      <w:r>
+        <w:t>.</w:t>
       </w:r>
     </w:p>
     <w:p>
@@ -281,7 +314,33 @@
         <w:t>Generic Classes</w:t>
       </w:r>
       <w:r>
-        <w:t>: Classes like ImageProcessor can be made generic using Generic[T], and the type T can represent various image formats. The image processing methods can be written to check for specific types (e.g., numpy.ndarray or PIL.Image) and perform the appropriate operations.</w:t>
+        <w:t xml:space="preserve">: Classes like </w:t>
+      </w:r>
+      <w:proofErr w:type="spellStart"/>
+      <w:r>
+        <w:t>ImageProcessor</w:t>
+      </w:r>
+      <w:proofErr w:type="spellEnd"/>
+      <w:r>
+        <w:t xml:space="preserve"> can be made generic using Generic[T], and the type T can represent various image formats. The image processing methods can be written to check for specific types (e.g., </w:t>
+      </w:r>
+      <w:proofErr w:type="spellStart"/>
+      <w:proofErr w:type="gramStart"/>
+      <w:r>
+        <w:t>numpy.ndarray</w:t>
+      </w:r>
+      <w:proofErr w:type="spellEnd"/>
+      <w:proofErr w:type="gramEnd"/>
+      <w:r>
+        <w:t xml:space="preserve"> or </w:t>
+      </w:r>
+      <w:proofErr w:type="spellStart"/>
+      <w:r>
+        <w:t>PIL.Image</w:t>
+      </w:r>
+      <w:proofErr w:type="spellEnd"/>
+      <w:r>
+        <w:t>) and perform the appropriate operations.</w:t>
       </w:r>
     </w:p>
     <w:p>
@@ -299,7 +358,23 @@
         <w:t>Type Hinting</w:t>
       </w:r>
       <w:r>
-        <w:t>: Python's type hinting helps to define what type of data a function or method expects. However, unlike Java, Python’s type hints are not enforced at runtime unless you use a static type checker like mypy.</w:t>
+        <w:t xml:space="preserve">: Python's type hinting helps to define what type of data a function or method expects. However, unlike Java, Python’s type hints are not enforced at runtime unless you use a static </w:t>
+      </w:r>
+      <w:proofErr w:type="gramStart"/>
+      <w:r>
+        <w:t>type</w:t>
+      </w:r>
+      <w:proofErr w:type="gramEnd"/>
+      <w:r>
+        <w:t xml:space="preserve"> checker like </w:t>
+      </w:r>
+      <w:proofErr w:type="spellStart"/>
+      <w:r>
+        <w:t>mypy</w:t>
+      </w:r>
+      <w:proofErr w:type="spellEnd"/>
+      <w:r>
+        <w:t>.</w:t>
       </w:r>
     </w:p>
     <w:p/>
@@ -1054,6 +1129,7 @@
   <w:style w:type="character" w:default="1" w:styleId="DefaultParagraphFont">
     <w:name w:val="Default Paragraph Font"/>
     <w:uiPriority w:val="1"/>
+    <w:semiHidden/>
     <w:unhideWhenUsed/>
   </w:style>
   <w:style w:type="table" w:default="1" w:styleId="TableNormal">
